--- a/modules/black/presidential/Brarner.M.Alete/data/legal/Legal Tasking Document - US Custodial Authority Above Territory.docx
+++ b/modules/black/presidential/Brarner.M.Alete/data/legal/Legal Tasking Document - US Custodial Authority Above Territory.docx
@@ -300,6 +300,12 @@
             <w:insideH w:val="none" w:color="FFFFFF" w:sz="0" w:space="0"/>
             <w:insideV w:val="none" w:color="FFFFFF" w:sz="0" w:space="0"/>
           </w:tblBorders>
+          <w:tblCellMar>
+            <w:top w:w="0" w:type="dxa"/>
+            <w:left w:w="108" w:type="dxa"/>
+            <w:bottom w:w="0" w:type="dxa"/>
+            <w:right w:w="108" w:type="dxa"/>
+          </w:tblCellMar>
         </w:tblPrEx>
         <w:trPr>
           <w:trHeight w:hRule="atLeast" w:val="20"/>
@@ -314,7 +320,7 @@
               <w:right w:w="120" w:type="dxa"/>
             </w:tcMar>
             <w:tcBorders/>
-            <w:shd w:fill="auto" w:color="auto"/>
+            <w:shd w:fill="auto" w:color="auto" w:val="clear"/>
             <w:vAlign w:val="top"/>
           </w:tcPr>
           <w:p>
@@ -352,7 +358,7 @@
               <w:right w:w="120" w:type="dxa"/>
             </w:tcMar>
             <w:tcBorders/>
-            <w:shd w:fill="auto" w:color="auto"/>
+            <w:shd w:fill="auto" w:color="auto" w:val="clear"/>
             <w:vAlign w:val="top"/>
           </w:tcPr>
           <w:p>
@@ -390,6 +396,12 @@
             <w:insideH w:val="none" w:color="FFFFFF" w:sz="0" w:space="0"/>
             <w:insideV w:val="none" w:color="FFFFFF" w:sz="0" w:space="0"/>
           </w:tblBorders>
+          <w:tblCellMar>
+            <w:top w:w="0" w:type="dxa"/>
+            <w:left w:w="108" w:type="dxa"/>
+            <w:bottom w:w="0" w:type="dxa"/>
+            <w:right w:w="108" w:type="dxa"/>
+          </w:tblCellMar>
         </w:tblPrEx>
         <w:trPr>
           <w:trHeight w:hRule="atLeast" w:val="20"/>
@@ -404,7 +416,7 @@
               <w:right w:w="120" w:type="dxa"/>
             </w:tcMar>
             <w:tcBorders/>
-            <w:shd w:fill="auto" w:color="auto"/>
+            <w:shd w:fill="auto" w:color="auto" w:val="clear"/>
             <w:vAlign w:val="top"/>
           </w:tcPr>
           <w:p>
@@ -442,7 +454,7 @@
               <w:right w:w="120" w:type="dxa"/>
             </w:tcMar>
             <w:tcBorders/>
-            <w:shd w:fill="auto" w:color="auto"/>
+            <w:shd w:fill="auto" w:color="auto" w:val="clear"/>
             <w:vAlign w:val="top"/>
           </w:tcPr>
           <w:p>
@@ -480,6 +492,12 @@
             <w:insideH w:val="none" w:color="FFFFFF" w:sz="0" w:space="0"/>
             <w:insideV w:val="none" w:color="FFFFFF" w:sz="0" w:space="0"/>
           </w:tblBorders>
+          <w:tblCellMar>
+            <w:top w:w="0" w:type="dxa"/>
+            <w:left w:w="108" w:type="dxa"/>
+            <w:bottom w:w="0" w:type="dxa"/>
+            <w:right w:w="108" w:type="dxa"/>
+          </w:tblCellMar>
         </w:tblPrEx>
         <w:trPr>
           <w:trHeight w:hRule="atLeast" w:val="20"/>
@@ -494,7 +512,7 @@
               <w:right w:w="120" w:type="dxa"/>
             </w:tcMar>
             <w:tcBorders/>
-            <w:shd w:fill="auto" w:color="auto"/>
+            <w:shd w:fill="auto" w:color="auto" w:val="clear"/>
             <w:vAlign w:val="top"/>
           </w:tcPr>
           <w:p>
@@ -532,7 +550,7 @@
               <w:right w:w="120" w:type="dxa"/>
             </w:tcMar>
             <w:tcBorders/>
-            <w:shd w:fill="auto" w:color="auto"/>
+            <w:shd w:fill="auto" w:color="auto" w:val="clear"/>
             <w:vAlign w:val="top"/>
           </w:tcPr>
           <w:p>
@@ -570,6 +588,12 @@
             <w:insideH w:val="none" w:color="FFFFFF" w:sz="0" w:space="0"/>
             <w:insideV w:val="none" w:color="FFFFFF" w:sz="0" w:space="0"/>
           </w:tblBorders>
+          <w:tblCellMar>
+            <w:top w:w="0" w:type="dxa"/>
+            <w:left w:w="108" w:type="dxa"/>
+            <w:bottom w:w="0" w:type="dxa"/>
+            <w:right w:w="108" w:type="dxa"/>
+          </w:tblCellMar>
         </w:tblPrEx>
         <w:trPr>
           <w:trHeight w:hRule="atLeast" w:val="20"/>
@@ -584,7 +608,7 @@
               <w:right w:w="120" w:type="dxa"/>
             </w:tcMar>
             <w:tcBorders/>
-            <w:shd w:fill="auto" w:color="auto"/>
+            <w:shd w:fill="auto" w:color="auto" w:val="clear"/>
             <w:vAlign w:val="top"/>
           </w:tcPr>
           <w:p>
@@ -622,7 +646,7 @@
               <w:right w:w="120" w:type="dxa"/>
             </w:tcMar>
             <w:tcBorders/>
-            <w:shd w:fill="auto" w:color="auto"/>
+            <w:shd w:fill="auto" w:color="auto" w:val="clear"/>
             <w:vAlign w:val="top"/>
           </w:tcPr>
           <w:p>
@@ -660,6 +684,12 @@
             <w:insideH w:val="none" w:color="FFFFFF" w:sz="0" w:space="0"/>
             <w:insideV w:val="none" w:color="FFFFFF" w:sz="0" w:space="0"/>
           </w:tblBorders>
+          <w:tblCellMar>
+            <w:top w:w="0" w:type="dxa"/>
+            <w:left w:w="108" w:type="dxa"/>
+            <w:bottom w:w="0" w:type="dxa"/>
+            <w:right w:w="108" w:type="dxa"/>
+          </w:tblCellMar>
         </w:tblPrEx>
         <w:trPr>
           <w:trHeight w:hRule="atLeast" w:val="20"/>
@@ -674,7 +704,7 @@
               <w:right w:w="120" w:type="dxa"/>
             </w:tcMar>
             <w:tcBorders/>
-            <w:shd w:fill="auto" w:color="auto"/>
+            <w:shd w:fill="auto" w:color="auto" w:val="clear"/>
             <w:vAlign w:val="top"/>
           </w:tcPr>
           <w:p>
@@ -712,7 +742,7 @@
               <w:right w:w="120" w:type="dxa"/>
             </w:tcMar>
             <w:tcBorders/>
-            <w:shd w:fill="auto" w:color="auto"/>
+            <w:shd w:fill="auto" w:color="auto" w:val="clear"/>
             <w:vAlign w:val="top"/>
           </w:tcPr>
           <w:p>
@@ -1537,6 +1567,12 @@
             <w:insideH w:val="nil"/>
             <w:insideV w:val="nil"/>
           </w:tblBorders>
+          <w:tblCellMar>
+            <w:top w:w="0" w:type="dxa"/>
+            <w:left w:w="108" w:type="dxa"/>
+            <w:bottom w:w="0" w:type="dxa"/>
+            <w:right w:w="108" w:type="dxa"/>
+          </w:tblCellMar>
         </w:tblPrEx>
         <w:trPr>
           <w:trHeight w:hRule="atLeast" w:val="20"/>
@@ -3578,7 +3614,7 @@
         <w:pStyle w:val="List Paragraph"/>
         <w:numPr>
           <w:ilvl w:val="0"/>
-          <w:numId w:val="3"/>
+          <w:numId w:val="2"/>
         </w:numPr>
         <w:spacing w:after="60" w:line="408" w:lineRule="auto"/>
         <w:ind w:left="720" w:hanging="360"/>
@@ -3648,7 +3684,7 @@
         <w:pStyle w:val="List Paragraph"/>
         <w:numPr>
           <w:ilvl w:val="0"/>
-          <w:numId w:val="3"/>
+          <w:numId w:val="2"/>
         </w:numPr>
         <w:spacing w:after="60" w:line="408" w:lineRule="auto"/>
         <w:ind w:left="720" w:hanging="360"/>
@@ -3690,7 +3726,7 @@
         <w:pStyle w:val="List Paragraph"/>
         <w:numPr>
           <w:ilvl w:val="0"/>
-          <w:numId w:val="3"/>
+          <w:numId w:val="2"/>
         </w:numPr>
         <w:spacing w:after="60" w:line="408" w:lineRule="auto"/>
         <w:ind w:left="720" w:hanging="360"/>
@@ -3732,7 +3768,7 @@
         <w:pStyle w:val="List Paragraph"/>
         <w:numPr>
           <w:ilvl w:val="0"/>
-          <w:numId w:val="3"/>
+          <w:numId w:val="2"/>
         </w:numPr>
         <w:spacing w:after="60" w:line="408" w:lineRule="auto"/>
         <w:ind w:left="720" w:hanging="360"/>
@@ -4249,6 +4285,12 @@
             <w:insideH w:val="none" w:color="FFFFFF" w:sz="0" w:space="0"/>
             <w:insideV w:val="none" w:color="FFFFFF" w:sz="0" w:space="0"/>
           </w:tblBorders>
+          <w:tblCellMar>
+            <w:top w:w="0" w:type="dxa"/>
+            <w:left w:w="108" w:type="dxa"/>
+            <w:bottom w:w="0" w:type="dxa"/>
+            <w:right w:w="108" w:type="dxa"/>
+          </w:tblCellMar>
         </w:tblPrEx>
         <w:trPr>
           <w:trHeight w:hRule="atLeast" w:val="20"/>
@@ -4263,7 +4305,7 @@
               <w:right w:w="120" w:type="dxa"/>
             </w:tcMar>
             <w:tcBorders/>
-            <w:shd w:fill="auto" w:color="auto"/>
+            <w:shd w:fill="auto" w:color="auto" w:val="clear"/>
             <w:vAlign w:val="top"/>
           </w:tcPr>
           <w:p>
@@ -4329,7 +4371,7 @@
               <w:right w:w="120" w:type="dxa"/>
             </w:tcMar>
             <w:tcBorders/>
-            <w:shd w:fill="auto" w:color="auto"/>
+            <w:shd w:fill="auto" w:color="auto" w:val="clear"/>
             <w:vAlign w:val="top"/>
           </w:tcPr>
           <w:p>
@@ -4396,6 +4438,12 @@
             <w:insideH w:val="none" w:color="FFFFFF" w:sz="0" w:space="0"/>
             <w:insideV w:val="none" w:color="FFFFFF" w:sz="0" w:space="0"/>
           </w:tblBorders>
+          <w:tblCellMar>
+            <w:top w:w="0" w:type="dxa"/>
+            <w:left w:w="108" w:type="dxa"/>
+            <w:bottom w:w="0" w:type="dxa"/>
+            <w:right w:w="108" w:type="dxa"/>
+          </w:tblCellMar>
         </w:tblPrEx>
         <w:trPr>
           <w:trHeight w:hRule="atLeast" w:val="20"/>
@@ -4410,7 +4458,7 @@
               <w:right w:w="120" w:type="dxa"/>
             </w:tcMar>
             <w:tcBorders/>
-            <w:shd w:fill="auto" w:color="auto"/>
+            <w:shd w:fill="auto" w:color="auto" w:val="clear"/>
             <w:vAlign w:val="top"/>
             <w:gridSpan w:val="2"/>
           </w:tcPr>
@@ -5010,7 +5058,7 @@
       <w:rPr/>
     </w:lvl>
   </w:abstractNum>
-  <w:num w:numId="3">
+  <w:num w:numId="2">
     <w:abstractNumId w:val="0"/>
     <w:lvlOverride w:ilvl="0">
       <w:startOverride w:val="1"/>
